--- a/server/templates/library/letter-of-engagement-casual-employee/template.docx
+++ b/server/templates/library/letter-of-engagement-casual-employee/template.docx
@@ -4027,7 +4027,7 @@
         <w:szCs w:val="28"/>
         <w:rtl w:val="0"/>
       </w:rPr>
-      <w:t>Spring 2 Health ABN 71 665 820 986</w:t>
+      <w:t>{org.name} ABN {org.abn}</w:t>
     </w:r>
   </w:p>
   <w:p>

--- a/server/templates/library/letter-of-engagement-casual-employee/template.docx
+++ b/server/templates/library/letter-of-engagement-casual-employee/template.docx
@@ -3894,6 +3894,15 @@
 <w:hdr xmlns:mc="http://schemas.openxmlformats.org/markup-compatibility/2006" xmlns:o="urn:schemas-microsoft-com:office:office" xmlns:r="http://schemas.openxmlformats.org/officeDocument/2006/relationships" xmlns:m="http://schemas.openxmlformats.org/officeDocument/2006/math" xmlns:v="urn:schemas-microsoft-com:vml" xmlns:wp="http://schemas.openxmlformats.org/drawingml/2006/wordprocessingDrawing" xmlns:w10="urn:schemas-microsoft-com:office:word" xmlns:w="http://schemas.openxmlformats.org/wordprocessingml/2006/main" xmlns:wne="http://schemas.microsoft.com/office/word/2006/wordml" xmlns:sl="http://schemas.openxmlformats.org/schemaLibrary/2006/main" xmlns:a="http://schemas.openxmlformats.org/drawingml/2006/main" xmlns:pic="http://schemas.openxmlformats.org/drawingml/2006/picture" xmlns:c="http://schemas.openxmlformats.org/drawingml/2006/chart" xmlns:lc="http://schemas.openxmlformats.org/drawingml/2006/lockedCanvas" xmlns:dgm="http://schemas.openxmlformats.org/drawingml/2006/diagram" xmlns:wps="http://schemas.microsoft.com/office/word/2010/wordprocessingShape" xmlns:wpg="http://schemas.microsoft.com/office/word/2010/wordprocessingGroup" xmlns:w14="http://schemas.microsoft.com/office/word/2010/wordml" xmlns:w15="http://schemas.microsoft.com/office/word/2012/wordml">
   <w:p>
     <w:pPr>
+      <w:spacing w:before="0" w:after="80"/>
+      <w:jc w:val="left"/>
+    </w:pPr>
+    <w:r>
+      <w:t xml:space="preserve">{%org_logo}</w:t>
+    </w:r>
+  </w:p>
+  <w:p>
+    <w:pPr>
       <w:keepNext w:val="0"/>
       <w:keepLines w:val="0"/>
       <w:pageBreakBefore w:val="0"/>
@@ -4005,6 +4014,15 @@
 
 <file path=word/header2.xml><?xml version="1.0" encoding="utf-8"?>
 <w:hdr xmlns:mc="http://schemas.openxmlformats.org/markup-compatibility/2006" xmlns:o="urn:schemas-microsoft-com:office:office" xmlns:r="http://schemas.openxmlformats.org/officeDocument/2006/relationships" xmlns:m="http://schemas.openxmlformats.org/officeDocument/2006/math" xmlns:v="urn:schemas-microsoft-com:vml" xmlns:wp="http://schemas.openxmlformats.org/drawingml/2006/wordprocessingDrawing" xmlns:w10="urn:schemas-microsoft-com:office:word" xmlns:w="http://schemas.openxmlformats.org/wordprocessingml/2006/main" xmlns:wne="http://schemas.microsoft.com/office/word/2006/wordml" xmlns:sl="http://schemas.openxmlformats.org/schemaLibrary/2006/main" xmlns:a="http://schemas.openxmlformats.org/drawingml/2006/main" xmlns:pic="http://schemas.openxmlformats.org/drawingml/2006/picture" xmlns:c="http://schemas.openxmlformats.org/drawingml/2006/chart" xmlns:lc="http://schemas.openxmlformats.org/drawingml/2006/lockedCanvas" xmlns:dgm="http://schemas.openxmlformats.org/drawingml/2006/diagram" xmlns:wps="http://schemas.microsoft.com/office/word/2010/wordprocessingShape" xmlns:wpg="http://schemas.microsoft.com/office/word/2010/wordprocessingGroup" xmlns:w14="http://schemas.microsoft.com/office/word/2010/wordml" xmlns:w15="http://schemas.microsoft.com/office/word/2012/wordml">
+  <w:p>
+    <w:pPr>
+      <w:spacing w:before="0" w:after="80"/>
+      <w:jc w:val="left"/>
+    </w:pPr>
+    <w:r>
+      <w:t xml:space="preserve">{%org_logo}</w:t>
+    </w:r>
+  </w:p>
   <w:p>
     <w:pPr>
       <w:pageBreakBefore w:val="0"/>

--- a/server/templates/library/letter-of-engagement-casual-employee/template.docx
+++ b/server/templates/library/letter-of-engagement-casual-employee/template.docx
@@ -123,7 +123,7 @@
                 <w:vertAlign w:val="baseline"/>
                 <w:rtl w:val="0"/>
               </w:rPr>
-              <w:t>Date:                    /202</w:t>
+              <w:t>Date: {today_long}</w:t>
             </w:r>
             <w:r>
               <w:rPr>
@@ -132,7 +132,6 @@
                 <w:szCs w:val="20"/>
                 <w:rtl w:val="0"/>
               </w:rPr>
-              <w:t>2</w:t>
             </w:r>
             <w:r>
               <w:rPr>
@@ -361,7 +360,7 @@
                 <w:vertAlign w:val="baseline"/>
                 <w:rtl w:val="0"/>
               </w:rPr>
-              <w:t xml:space="preserve">Employee Name: </w:t>
+              <w:t>Employee Name: {staff.full_name}</w:t>
             </w:r>
           </w:p>
         </w:tc>
@@ -422,7 +421,7 @@
                 <w:vertAlign w:val="baseline"/>
                 <w:rtl w:val="0"/>
               </w:rPr>
-              <w:t xml:space="preserve">Employee Address: </w:t>
+              <w:t>Employee Address: {staff.address}</w:t>
             </w:r>
           </w:p>
         </w:tc>
@@ -517,7 +516,7 @@
           <w:vertAlign w:val="baseline"/>
           <w:rtl w:val="0"/>
         </w:rPr>
-        <w:t xml:space="preserve">Dear &lt;insert name&gt;, </w:t>
+        <w:t xml:space="preserve">Dear {staff.full_name}, </w:t>
       </w:r>
     </w:p>
     <w:p>
@@ -1610,7 +1609,7 @@
         </w:rPr>
         <w:t xml:space="preserve">3.1 </w:t>
         <w:tab/>
-        <w:t>You will be paid at the rate of $&lt;insert amount&gt; per hour, including the applicable casual loading.</w:t>
+        <w:t>You will be paid at the rate of ${remuneration_rate} per hour, including the applicable casual loading.</w:t>
       </w:r>
     </w:p>
     <w:p>
@@ -1664,7 +1663,7 @@
         </w:rPr>
         <w:t>3.2</w:t>
         <w:tab/>
-        <w:t>You will be paid &lt;weekly/fortnightly/monthly&gt; to the bank account nominated by you.</w:t>
+        <w:t>You will be paid {pay_frequency} to the bank account nominated by you.</w:t>
       </w:r>
     </w:p>
     <w:p>
@@ -2447,7 +2446,7 @@
         </w:rPr>
         <w:t>7.1</w:t>
         <w:tab/>
-        <w:t>The parties agree that the law governing the terms of these terms will be &lt;relevant state&gt;</w:t>
+        <w:t>The parties agree that the law governing the terms of these terms will be {governing_state}</w:t>
       </w:r>
     </w:p>
     <w:p>
@@ -2929,7 +2928,7 @@
           <w:vertAlign w:val="baseline"/>
           <w:rtl w:val="0"/>
         </w:rPr>
-        <w:t>To accept this offer of employment please return a signed and dated copy of this letter to me by          /      /202</w:t>
+        <w:t>To accept this offer of employment please return a signed and dated copy of this letter to me by          /      /</w:t>
       </w:r>
       <w:r>
         <w:rPr>
@@ -2939,7 +2938,6 @@
           <w:szCs w:val="20"/>
           <w:rtl w:val="0"/>
         </w:rPr>
-        <w:t>3</w:t>
       </w:r>
       <w:r>
         <w:rPr>
@@ -3121,7 +3119,7 @@
                 <w:vertAlign w:val="baseline"/>
                 <w:rtl w:val="0"/>
               </w:rPr>
-              <w:t xml:space="preserve">Name: </w:t>
+              <w:t>Name: {org.signatory.name}</w:t>
             </w:r>
           </w:p>
         </w:tc>
@@ -3183,7 +3181,7 @@
                 <w:vertAlign w:val="baseline"/>
                 <w:rtl w:val="0"/>
               </w:rPr>
-              <w:t xml:space="preserve">Position: </w:t>
+              <w:t>Position: {org.signatory.role}</w:t>
             </w:r>
           </w:p>
         </w:tc>
@@ -3318,7 +3316,7 @@
           <w:vertAlign w:val="baseline"/>
           <w:rtl w:val="0"/>
         </w:rPr>
-        <w:t xml:space="preserve">I, &lt;insert name of employee&gt;, have read and understood this letter and </w:t>
+        <w:t xml:space="preserve">I, {staff.full_name}, have read and understood this letter and </w:t>
       </w:r>
       <w:r>
         <w:rPr>
@@ -3505,16 +3503,15 @@
         <w:tab/>
         <w:t>/</w:t>
         <w:tab/>
-        <w:t>/ 202</w:t>
-      </w:r>
-      <w:r>
-        <w:rPr>
-          <w:rFonts w:ascii="Arial" w:cs="Arial" w:eastAsia="Arial" w:hAnsi="Arial"/>
-          <w:sz w:val="20"/>
-          <w:szCs w:val="20"/>
-          <w:rtl w:val="0"/>
-        </w:rPr>
-        <w:t>3</w:t>
+        <w:t>/</w:t>
+      </w:r>
+      <w:r>
+        <w:rPr>
+          <w:rFonts w:ascii="Arial" w:cs="Arial" w:eastAsia="Arial" w:hAnsi="Arial"/>
+          <w:sz w:val="20"/>
+          <w:szCs w:val="20"/>
+          <w:rtl w:val="0"/>
+        </w:rPr>
       </w:r>
       <w:r>
         <w:rPr>
@@ -3571,7 +3568,7 @@
           <w:vertAlign w:val="baseline"/>
           <w:rtl w:val="0"/>
         </w:rPr>
-        <w:t>Print name:</w:t>
+        <w:t>Print name: {staff.full_name}</w:t>
       </w:r>
     </w:p>
     <w:p>
